--- a/ProjectPlan/会议记录/20250107会议记录.docx
+++ b/ProjectPlan/会议记录/20250107会议记录.docx
@@ -5,6 +5,153 @@
     <w:p>
       <w:pPr>
         <w:rPr>
+          <w:b/>
+          <w:bCs/>
+          <w:sz w:val="30"/>
+          <w:szCs w:val="30"/>
+        </w:rPr>
+      </w:pPr>
+      <w:r>
+        <w:rPr>
+          <w:rFonts w:hint="eastAsia"/>
+          <w:b/>
+          <w:bCs/>
+          <w:sz w:val="30"/>
+          <w:szCs w:val="30"/>
+        </w:rPr>
+        <w:t>分工</w:t>
+      </w:r>
+    </w:p>
+    <w:p>
+      <w:pPr>
+        <w:rPr>
+          <w:sz w:val="30"/>
+          <w:szCs w:val="30"/>
+        </w:rPr>
+      </w:pPr>
+      <w:r>
+        <w:rPr>
+          <w:rFonts w:hint="eastAsia"/>
+          <w:sz w:val="30"/>
+          <w:szCs w:val="30"/>
+        </w:rPr>
+        <w:t>玩家血条和buff ui：唐旭、饶浩</w:t>
+      </w:r>
+    </w:p>
+    <w:p>
+      <w:pPr>
+        <w:rPr>
+          <w:sz w:val="30"/>
+          <w:szCs w:val="30"/>
+        </w:rPr>
+      </w:pPr>
+      <w:r>
+        <w:rPr>
+          <w:rFonts w:hint="eastAsia"/>
+          <w:sz w:val="30"/>
+          <w:szCs w:val="30"/>
+        </w:rPr>
+        <w:t>卡牌：唐旭、赵宇航</w:t>
+      </w:r>
+    </w:p>
+    <w:p>
+      <w:pPr>
+        <w:rPr>
+          <w:sz w:val="30"/>
+          <w:szCs w:val="30"/>
+        </w:rPr>
+      </w:pPr>
+      <w:r>
+        <w:rPr>
+          <w:rFonts w:hint="eastAsia"/>
+          <w:sz w:val="30"/>
+          <w:szCs w:val="30"/>
+        </w:rPr>
+        <w:t>电梯、存档点：饶浩</w:t>
+      </w:r>
+    </w:p>
+    <w:p>
+      <w:pPr>
+        <w:rPr>
+          <w:sz w:val="30"/>
+          <w:szCs w:val="30"/>
+        </w:rPr>
+      </w:pPr>
+      <w:r>
+        <w:rPr>
+          <w:rFonts w:hint="eastAsia"/>
+          <w:sz w:val="30"/>
+          <w:szCs w:val="30"/>
+        </w:rPr>
+        <w:t>设置界面：赵宇航</w:t>
+      </w:r>
+    </w:p>
+    <w:p>
+      <w:pPr>
+        <w:rPr>
+          <w:sz w:val="30"/>
+          <w:szCs w:val="30"/>
+        </w:rPr>
+      </w:pPr>
+      <w:r>
+        <w:rPr>
+          <w:rFonts w:hint="eastAsia"/>
+          <w:sz w:val="30"/>
+          <w:szCs w:val="30"/>
+        </w:rPr>
+        <w:t>地图、玩家动画：李睿</w:t>
+      </w:r>
+    </w:p>
+    <w:p>
+      <w:pPr>
+        <w:rPr>
+          <w:rFonts w:hint="eastAsia"/>
+          <w:sz w:val="30"/>
+          <w:szCs w:val="30"/>
+        </w:rPr>
+      </w:pPr>
+      <w:r>
+        <w:rPr>
+          <w:rFonts w:hint="eastAsia"/>
+          <w:sz w:val="30"/>
+          <w:szCs w:val="30"/>
+        </w:rPr>
+        <w:t>背包栏UI：唐旭</w:t>
+      </w:r>
+    </w:p>
+    <w:p>
+      <w:pPr>
+        <w:rPr>
+          <w:b/>
+          <w:bCs/>
+          <w:sz w:val="30"/>
+          <w:szCs w:val="30"/>
+        </w:rPr>
+      </w:pPr>
+    </w:p>
+    <w:p>
+      <w:pPr>
+        <w:rPr>
+          <w:b/>
+          <w:bCs/>
+          <w:sz w:val="30"/>
+          <w:szCs w:val="30"/>
+        </w:rPr>
+      </w:pPr>
+      <w:r>
+        <w:rPr>
+          <w:rFonts w:hint="eastAsia"/>
+          <w:b/>
+          <w:bCs/>
+          <w:sz w:val="30"/>
+          <w:szCs w:val="30"/>
+        </w:rPr>
+        <w:t>地图/关卡流程</w:t>
+      </w:r>
+    </w:p>
+    <w:p>
+      <w:pPr>
+        <w:rPr>
           <w:rFonts w:hint="eastAsia"/>
           <w:sz w:val="30"/>
           <w:szCs w:val="30"/>
@@ -30,6 +177,7 @@
     <w:p>
       <w:pPr>
         <w:rPr>
+          <w:rFonts w:hint="eastAsia"/>
           <w:sz w:val="30"/>
           <w:szCs w:val="30"/>
         </w:rPr>
@@ -62,6 +210,7 @@
     <w:p>
       <w:pPr>
         <w:rPr>
+          <w:rFonts w:hint="eastAsia"/>
           <w:sz w:val="30"/>
           <w:szCs w:val="30"/>
         </w:rPr>
@@ -78,14 +227,16 @@
     <w:p>
       <w:pPr>
         <w:rPr>
-          <w:sz w:val="30"/>
-          <w:szCs w:val="30"/>
-        </w:rPr>
-      </w:pPr>
-    </w:p>
-    <w:p>
-      <w:pPr>
-        <w:rPr>
+          <w:rFonts w:hint="eastAsia"/>
+          <w:sz w:val="30"/>
+          <w:szCs w:val="30"/>
+        </w:rPr>
+      </w:pPr>
+    </w:p>
+    <w:p>
+      <w:pPr>
+        <w:rPr>
+          <w:rFonts w:hint="eastAsia"/>
           <w:sz w:val="30"/>
           <w:szCs w:val="30"/>
         </w:rPr>
@@ -102,14 +253,16 @@
     <w:p>
       <w:pPr>
         <w:rPr>
-          <w:sz w:val="30"/>
-          <w:szCs w:val="30"/>
-        </w:rPr>
-      </w:pPr>
-    </w:p>
-    <w:p>
-      <w:pPr>
-        <w:rPr>
+          <w:rFonts w:hint="eastAsia"/>
+          <w:sz w:val="30"/>
+          <w:szCs w:val="30"/>
+        </w:rPr>
+      </w:pPr>
+    </w:p>
+    <w:p>
+      <w:pPr>
+        <w:rPr>
+          <w:rFonts w:hint="eastAsia"/>
           <w:sz w:val="30"/>
           <w:szCs w:val="30"/>
         </w:rPr>
@@ -126,6 +279,7 @@
     <w:p>
       <w:pPr>
         <w:rPr>
+          <w:rFonts w:hint="eastAsia"/>
           <w:sz w:val="30"/>
           <w:szCs w:val="30"/>
         </w:rPr>
@@ -150,24 +304,27 @@
     <w:p>
       <w:pPr>
         <w:rPr>
-          <w:sz w:val="30"/>
-          <w:szCs w:val="30"/>
-        </w:rPr>
-      </w:pPr>
-    </w:p>
-    <w:p>
-      <w:pPr>
-        <w:rPr>
-          <w:sz w:val="30"/>
-          <w:szCs w:val="30"/>
-        </w:rPr>
-      </w:pPr>
-      <w:r>
-        <w:rPr>
-          <w:rFonts w:hint="eastAsia"/>
-          <w:sz w:val="30"/>
-          <w:szCs w:val="30"/>
-        </w:rPr>
+          <w:rFonts w:hint="eastAsia"/>
+          <w:sz w:val="30"/>
+          <w:szCs w:val="30"/>
+        </w:rPr>
+      </w:pPr>
+    </w:p>
+    <w:p>
+      <w:pPr>
+        <w:rPr>
+          <w:rFonts w:hint="eastAsia"/>
+          <w:sz w:val="30"/>
+          <w:szCs w:val="30"/>
+        </w:rPr>
+      </w:pPr>
+      <w:r>
+        <w:rPr>
+          <w:rFonts w:hint="eastAsia"/>
+          <w:sz w:val="30"/>
+          <w:szCs w:val="30"/>
+        </w:rPr>
+        <w:lastRenderedPageBreak/>
         <w:t>4</w:t>
       </w:r>
       <w:r>
@@ -199,14 +356,16 @@
     <w:p>
       <w:pPr>
         <w:rPr>
-          <w:sz w:val="30"/>
-          <w:szCs w:val="30"/>
-        </w:rPr>
-      </w:pPr>
-    </w:p>
-    <w:p>
-      <w:pPr>
-        <w:rPr>
+          <w:rFonts w:hint="eastAsia"/>
+          <w:sz w:val="30"/>
+          <w:szCs w:val="30"/>
+        </w:rPr>
+      </w:pPr>
+    </w:p>
+    <w:p>
+      <w:pPr>
+        <w:rPr>
+          <w:rFonts w:hint="eastAsia"/>
           <w:sz w:val="30"/>
           <w:szCs w:val="30"/>
         </w:rPr>
@@ -223,6 +382,7 @@
     <w:p>
       <w:pPr>
         <w:rPr>
+          <w:rFonts w:hint="eastAsia"/>
           <w:sz w:val="30"/>
           <w:szCs w:val="30"/>
         </w:rPr>
@@ -255,14 +415,16 @@
     <w:p>
       <w:pPr>
         <w:rPr>
-          <w:sz w:val="30"/>
-          <w:szCs w:val="30"/>
-        </w:rPr>
-      </w:pPr>
-    </w:p>
-    <w:p>
-      <w:pPr>
-        <w:rPr>
+          <w:rFonts w:hint="eastAsia"/>
+          <w:sz w:val="30"/>
+          <w:szCs w:val="30"/>
+        </w:rPr>
+      </w:pPr>
+    </w:p>
+    <w:p>
+      <w:pPr>
+        <w:rPr>
+          <w:rFonts w:hint="eastAsia"/>
           <w:sz w:val="30"/>
           <w:szCs w:val="30"/>
         </w:rPr>
@@ -312,6 +474,7 @@
     <w:p>
       <w:pPr>
         <w:rPr>
+          <w:rFonts w:hint="eastAsia"/>
           <w:sz w:val="30"/>
           <w:szCs w:val="30"/>
         </w:rPr>
@@ -336,17 +499,17 @@
     <w:p>
       <w:pPr>
         <w:rPr>
-          <w:sz w:val="30"/>
-          <w:szCs w:val="30"/>
-        </w:rPr>
-      </w:pPr>
-      <w:r>
-        <w:rPr>
-          <w:rFonts w:hint="eastAsia"/>
-          <w:sz w:val="30"/>
-          <w:szCs w:val="30"/>
-        </w:rPr>
-        <w:lastRenderedPageBreak/>
+          <w:rFonts w:hint="eastAsia"/>
+          <w:sz w:val="30"/>
+          <w:szCs w:val="30"/>
+        </w:rPr>
+      </w:pPr>
+      <w:r>
+        <w:rPr>
+          <w:rFonts w:hint="eastAsia"/>
+          <w:sz w:val="30"/>
+          <w:szCs w:val="30"/>
+        </w:rPr>
         <w:t>B5 核心实验区</w:t>
       </w:r>
     </w:p>
